--- a/papers/_sources/rope_strand_dynamics.docx
+++ b/papers/_sources/rope_strand_dynamics.docx
@@ -8,6 +8,22 @@
           <w:b/>
         </w:rPr>
         <w:t>Rope Strand Dynamics: the Strand-Level Campaign</w:t>
+      </w:r>
+    </w:p>
+    <w:p>
+      <w:pPr>
+        <w:pStyle w:val="FirstParagraph"/>
+      </w:pPr>
+      <w:r>
+        <w:t xml:space="preserve">Mark Palmer · with computational collaboration by Claude (Anthropic)</w:t>
+      </w:r>
+    </w:p>
+    <w:p>
+      <w:pPr>
+        <w:pStyle w:val="FirstParagraph"/>
+      </w:pPr>
+      <w:r>
+        <w:t xml:space="preserve">Charlotte, NC · palmer100@gmail.com</w:t>
       </w:r>
     </w:p>
     <w:p>

--- a/papers/_sources/rope_strand_dynamics.docx
+++ b/papers/_sources/rope_strand_dynamics.docx
@@ -29,6 +29,20 @@
     <w:p>
       <w:r>
         <w:t>Phase 1 (FND-STRAND-001): the substrate -- inextensible elastic curves with the derived finite contact energetics; circle relaxation; dynamical linking conservation with finite standoff on a true Hopf pair; unlinked control. Phases 2-4: framed transport (FND-KIN-001 fidelity), the coverage threshold (FND-MATTER-004 fidelity), and the interaction model (carrying the detection law and the measurement wall, per QB-022). This anchor grows with the campaign.</w:t>
+      </w:r>
+    </w:p>
+    <w:p>
+      <w:pPr>
+        <w:spacing w:after="160" w:before="0" w:line="276"/>
+        <w:jc w:val="both"/>
+      </w:pPr>
+      <w:r>
+        <w:rPr>
+          <w:rFonts w:ascii="Times New Roman" w:cs="Times New Roman" w:eastAsia="Times New Roman" w:hAnsi="Times New Roman"/>
+          <w:sz w:val="24"/>
+          <w:szCs w:val="24"/>
+        </w:rPr>
+        <w:t xml:space="preserve">Naming note (5 September 2026). This programme is now the Mesh Programme and the theory it develops the mesh framework; 'the rope framework' in earlier revisions reads 'the mesh framework'. 'Rope' remains the name of the two-strand wound object, and the Rope Hypothesis credited to Bill Gaede keeps its name. Identifiers (repository, rope_solver, file names, claim IDs) are unchanged.</w:t>
       </w:r>
     </w:p>
     <w:sectPr>
